--- a/papers/01_cohort_backtest.docx
+++ b/papers/01_cohort_backtest.docx
@@ -151,7 +151,7 @@
     </w:p>
     <w:p>
       <w:r>
-        <w:t xml:space="preserve">Production AAPS instantiates a fresh smoother on every loop tick (every five minutes) and feeds it a sliding window of the most recent N readings — N = 24 for AAPS Exponential, N = 36 (≈ 3 hours) for the UKF as configured in the development branches that compile this filter. The dose engine then reads the smoothed value the algorithm produces for the newest reading in that window and uses that as its "current glucose". Earlier evaluations of these algorithms typically run a single offline call over the full 90-day series and study the resulting smoothed curve. This is computationally convenient but does not reflect what the AID actually sees: in production, the </w:t>
+        <w:t xml:space="preserve">Production AAPS instantiates a fresh smoother on every loop tick (every five minutes) and feeds it a sliding window of the most recent N readings — N = 24 for AAPS Exponential, N = 36 (≈ 3 hours) for the UKF as configured in the development branches that compile this filter. The dose engine then reads the smoothed value the algorithm produces for the newest reading in that window and uses that as its "current glucose". A single offline call over the full series produces a different curve from the sliding-window evaluation that runs in production; the </w:t>
       </w:r>
       <w:r>
         <w:rPr>
@@ -160,7 +160,7 @@
         <w:t>operationally relevant</w:t>
       </w:r>
       <w:r>
-        <w:t xml:space="preserve"> output is the leading-edge value of each sliding-window call.</w:t>
+        <w:t xml:space="preserve"> output is the leading-edge value of each sliding-window call, not the offline pass.</w:t>
       </w:r>
     </w:p>
     <w:p>
@@ -225,7 +225,27 @@
         <w:t>data[0].value</w:t>
       </w:r>
       <w:r>
-        <w:t xml:space="preserve"> (the raw input) when no smoothed value is set. So at decision time t the AID using AAPS Average sees the raw glucose t — the algorithm has no impact on the current reading. It does retroactively smooth past readings (t − 1 gets averaged once t arrives), which can affect rate-of-change calculations, but does not modify the value that drives the next dose.</w:t>
+        <w:t xml:space="preserve"> (the raw input) when no smoothed value is set. So at decision time t the AID using AAPS Average sees the raw glucose t — the value at t is unchanged. The algorithm does, however, write a smoothed value to t − 1 once t arrives (the three-point average uses t, t − 1 and t − 2), which means the rate-of-change calculation between "now" and "five minutes ago" reads </w:t>
+      </w:r>
+      <w:r>
+        <w:rPr>
+          <w:rFonts w:ascii="Menlo" w:hAnsi="Menlo"/>
+          <w:sz w:val="20"/>
+        </w:rPr>
+        <w:t>raw(t) − smoothed(t − 1)</w:t>
+      </w:r>
+      <w:r>
+        <w:t xml:space="preserve"> rather than </w:t>
+      </w:r>
+      <w:r>
+        <w:rPr>
+          <w:rFonts w:ascii="Menlo" w:hAnsi="Menlo"/>
+          <w:sz w:val="20"/>
+        </w:rPr>
+        <w:t>raw(t) − raw(t − 1)</w:t>
+      </w:r>
+      <w:r>
+        <w:t>. The rate delta into t is therefore modified even though the value at t itself is not — a single-reading spike at t − 1 that would otherwise distort the slope is dampened by the time the AID computes that slope at t.</w:t>
       </w:r>
     </w:p>
     <w:p>
@@ -2121,7 +2141,7 @@
     </w:p>
     <w:p>
       <w:r>
-        <w:t>The Sensor Integrity Detection (SID) v6 logic looks for sustained glucose-deviation events that suggest a sensor problem (compression, calibration drift). We re-ran SID against each smoother's output to count surviving events. The headline numbers across the cohort are:</w:t>
+        <w:t>The Sensor Integrity Detection (SID) v6 logic looks for sustained glucose-deviation events that suggest a sensor problem (compression, calibration drift). We ran SID against each smoother's output to count surviving events. The headline numbers across the cohort are:</w:t>
       </w:r>
     </w:p>
     <w:p>

--- a/papers/01_cohort_backtest.docx
+++ b/papers/01_cohort_backtest.docx
@@ -384,7 +384,7 @@
         <w:t>oref_v7</w:t>
       </w:r>
       <w:r>
-        <w:t>) correspond to different oref0 release lines. For each user we required at least 90 days of CGM data and a 5-minute grid density of ≥ 95 % of expected readings. We extracted the most recent 90 days per user (≈ 25 000 readings each) and resampled onto a strict 5-minute grid using the in-repo loader (</w:t>
+        <w:t>) correspond to different oref0 release lines. The cohort selector requires at least 90 days of CGM data and a 5-minute grid density of ≥ 95 % of expected readings. We extracted up to the most recent 90 days per user (median 21 033 present readings per user, range 2 733 – 25 312) and resampled onto a strict 5-minute grid using the in-repo loader (</w:t>
       </w:r>
       <w:r>
         <w:rPr>
@@ -407,7 +407,7 @@
     </w:p>
     <w:p>
       <w:r>
-        <w:t>For every (user, algorithm) pair, we ran the smoother in online mode: at each chronological index t we instantiated a fresh smoother, fed it the trailing W readings, and recorded the leading-edge smoothed value as the smoother's output at t. Per-step trace columns (input glucose, output glucose, plus filter-internal quantities for the UKF) were written to Parquet. Across the cohort this produced 57 trace files (19 users × 3 algorithms) totalling ≈ 480 000 reading-decisions.</w:t>
+        <w:t>For every (user, algorithm) pair, we ran the smoother in online mode: at each chronological index t we instantiated a fresh smoother, fed it the trailing W readings, and recorded the leading-edge smoothed value as the smoother's output at t. Per-step trace columns (input glucose, output glucose, plus filter-internal quantities for the UKF) were written to Parquet. Across the cohort this produced 57 trace files (19 users × 3 algorithms) totalling ≈ 370 000 reading-decisions per algorithm (≈ 1.1 million in aggregate).</w:t>
       </w:r>
     </w:p>
     <w:p>
@@ -430,7 +430,17 @@
         <w:t>reports/per_user_metrics.csv</w:t>
       </w:r>
       <w:r>
-        <w:t>:</w:t>
+        <w:t xml:space="preserve">. Exact definitions are in </w:t>
+      </w:r>
+      <w:r>
+        <w:rPr>
+          <w:rFonts w:ascii="Menlo" w:hAnsi="Menlo"/>
+          <w:sz w:val="20"/>
+        </w:rPr>
+        <w:t>backtest/metrics.py</w:t>
+      </w:r>
+      <w:r>
+        <w:t>.</w:t>
       </w:r>
     </w:p>
     <w:p>
@@ -457,7 +467,7 @@
         <w:t>xcorr_lag_min</w:t>
       </w:r>
       <w:r>
-        <w:t>) — argmax of the cross-correlation between raw and smoothed series, in minutes; a positive value means the smoothed series lags the raw.</w:t>
+        <w:t>) — argmax of the cross-correlation between raw and smoothed (with sub-sample parabolic interpolation around the peak), in minutes; a positive value means the smoothed series lags the raw. Search bounded to ± 60 min.</w:t>
       </w:r>
     </w:p>
     <w:p>
@@ -484,7 +494,7 @@
         <w:t>step_response_median_delay_min</w:t>
       </w:r>
       <w:r>
-        <w:t>) — median delay between a ≥ 20 mg/dL change in the raw and the half-amplitude crossing in the smoothed.</w:t>
+        <w:t>) — median time between (a) the raw rate of change first crossing 0.5 mg/dL/min at the start of a sustained event whose total amplitude reaches ≥ 15 mg/dL, and (b) the smoothed rate of change crossing the same threshold scaled by 0.7 (= 0.35 mg/dL/min). The 0.7 factor is applied because smoothing dampens the rate; a strict same-threshold crossing under-counts smoother responses. A negative delay means the smoothed crosses 0.35 mg/dL/min before the raw crosses 0.5 mg/dL/min.</w:t>
       </w:r>
     </w:p>
     <w:p>
@@ -511,7 +521,7 @@
         <w:t>phase_shift_delay_min</w:t>
       </w:r>
       <w:r>
-        <w:t>) — phase of the smoother's transfer function at the dominant cycling frequency, expressed in minutes.</w:t>
+        <w:t>) — median Hilbert-phase difference between band-pass-filtered (1–6 hour cycle) raw and smoothed series, scaled at the band centre frequency (3-hour cycle) and expressed in minutes.</w:t>
       </w:r>
     </w:p>
     <w:p>
@@ -538,7 +548,17 @@
         <w:t>noise_reduction_ratio</w:t>
       </w:r>
       <w:r>
-        <w:t>) — ratio of high-frequency power in the smoothed to the raw (5–10 minute band).</w:t>
+        <w:t xml:space="preserve">) — variance ratio of the first differences of the two series: </w:t>
+      </w:r>
+      <w:r>
+        <w:rPr>
+          <w:rFonts w:ascii="Menlo" w:hAnsi="Menlo"/>
+          <w:sz w:val="20"/>
+        </w:rPr>
+        <w:t>var(diff(smoothed)) / var(diff(raw))</w:t>
+      </w:r>
+      <w:r>
+        <w:t>. First-difference variance is dominated by 5-minute step-to-step changes, which are the high-frequency content. A ratio &lt; 1 means the smoother reduces step-to-step noise.</w:t>
       </w:r>
     </w:p>
     <w:p>
@@ -565,7 +585,7 @@
         <w:t>attenuation_signal_band</w:t>
       </w:r>
       <w:r>
-        <w:t>) — ratio of low-frequency power in the smoothed to the raw (≥ 30-minute band); ideally ≈ 1, meaning real glucose dynamics pass through.</w:t>
+        <w:t>) — power-spectral-density ratio in the 1–6 hour cycle band (where physiological glucose dynamics live). 1.0 = no attenuation, &lt; 1 = real signal dampened.</w:t>
       </w:r>
     </w:p>
     <w:p>
@@ -592,7 +612,7 @@
         <w:t>hypo_preserved_pct</w:t>
       </w:r>
       <w:r>
-        <w:t>) — percentage of independent &lt; 70 mg/dL events in the raw that remain ≤ 70 mg/dL in the smoothed.</w:t>
+        <w:t>) — percentage of independent &lt; 70 mg/dL events in the raw (separated by ≥ 60 min of in-range glucose) that the smoothed series also dips below 70 mg/dL on within the same event window.</w:t>
       </w:r>
     </w:p>
     <w:p>
@@ -619,7 +639,7 @@
         <w:t>hypo_amp_delta</w:t>
       </w:r>
       <w:r>
-        <w:t>) — median (smoothed nadir − raw nadir) across hypo events.</w:t>
+        <w:t>) — median (smoothed nadir − raw nadir) across preserved hypo events.</w:t>
       </w:r>
     </w:p>
     <w:p>
@@ -646,7 +666,7 @@
         <w:t>peak_preserved_pct</w:t>
       </w:r>
       <w:r>
-        <w:t>) — same as hypo, but for &gt; 220 mg/dL excursions.</w:t>
+        <w:t>) — same as hypo, but for &gt; 180 mg/dL excursions.</w:t>
       </w:r>
     </w:p>
     <w:p>
@@ -673,7 +693,7 @@
         <w:t>outlier_absorbed_pct</w:t>
       </w:r>
       <w:r>
-        <w:t>) — percentage of single-reading raw spikes (&gt; 30 mg/dL deviation from a 25-min local median) that the smoother attenuates by ≥ 50 %.</w:t>
+        <w:t>) — percentage of single-step (one-grid-step, i.e. 5-minute) raw changes ≥ 40 mg/dL that the smoothed series does not also exhibit at the same step (i.e. the smoothed first-difference at that step falls below 40 mg/dL).</w:t>
       </w:r>
     </w:p>
     <w:p>
@@ -1333,7 +1353,7 @@
               <w:rPr>
                 <w:sz w:val="18"/>
               </w:rPr>
-              <w:t>Peak (&gt; 220 mg/dL) preserved (%)</w:t>
+              <w:t>Peak (&gt; 180 mg/dL) preserved (%)</w:t>
             </w:r>
           </w:p>
         </w:tc>
@@ -1475,10 +1495,10 @@
         <w:rPr>
           <w:b/>
         </w:rPr>
-        <w:t>AAPS Exponential is the most aggressive smoother.</w:t>
+        <w:t>AAPS Exponential applies the larger phase delay.</w:t>
       </w:r>
       <w:r>
-        <w:t xml:space="preserve"> It applies the largest noise reduction (16 % cohort median), but at a cost: 1.7-minute phase delay, 7 % of low-glucose events lost (the smoother lifts the nadir above 70 mg/dL or shifts the timing), and a 1.6-minute step-response lag.</w:t>
+        <w:t xml:space="preserve"> It reduces step-to-step noise by 16 % (cohort median) at a cost of a 1.7-minute phase delay, with 7 % of low-glucose events not preserved (the smoother lifts the nadir above 70 mg/dL or shifts the timing) and a step-response that crosses the smoothed-rate threshold 0.31 minutes after the raw rate crossing — the only smoother in the cohort with a positive step-response value.</w:t>
       </w:r>
     </w:p>
     <w:p>
@@ -1486,19 +1506,10 @@
         <w:rPr>
           <w:b/>
         </w:rPr>
-        <w:t>The UKF dominates the noise/delay frontier.</w:t>
+        <w:t>The UKF achieves slightly more noise reduction at less than half the phase delay.</w:t>
       </w:r>
       <w:r>
-        <w:t xml:space="preserve"> It achieves slightly more aggressive noise reduction (18 % cohort median) than AAPS Exponential at half the phase delay (0.85 min). Step-response delay is </w:t>
-      </w:r>
-      <w:r>
-        <w:rPr>
-          <w:i/>
-        </w:rPr>
-        <w:t>negative</w:t>
-      </w:r>
-      <w:r>
-        <w:t xml:space="preserve"> (median −0.25 min), meaning the UKF's rate-of-change estimate predicts crossings of large changes slightly faster than they actually occur — a feature of the rate-state and the q-inflation that ramps the rate variance during sustained changes.</w:t>
+        <w:t xml:space="preserve"> It reduces step-to-step noise by 18 % (cohort median) versus AAPS Exponential's 16 %, with phase delay 0.85 minutes versus AAPS Exponential's 1.7 minutes. The step-response value (median −0.25 min) is negative because the metric uses a smoothed-rate threshold of 0.35 mg/dL/min while measuring against a raw-rate threshold of 0.5 mg/dL/min: the smoothed rate, fed by the UKF's rate-state, crosses 0.35 mg/dL/min before the raw single-step rate crosses 0.5 mg/dL/min in 50 % of large events. AAPS Average shows a comparable −0.75 min on the same metric for the same threshold-asymmetry reason. This number should not be read as the UKF "predicting" the future of the raw stream.</w:t>
       </w:r>
     </w:p>
     <w:p>
@@ -1774,7 +1785,7 @@
               <w:rPr>
                 <w:sz w:val="18"/>
               </w:rPr>
-              <w:t>3.5</w:t>
+              <w:t>2.4</w:t>
             </w:r>
           </w:p>
         </w:tc>
@@ -1836,7 +1847,7 @@
               <w:rPr>
                 <w:sz w:val="18"/>
               </w:rPr>
-              <w:t>2.3</w:t>
+              <w:t>1.6</w:t>
             </w:r>
           </w:p>
         </w:tc>
@@ -1914,7 +1925,7 @@
               <w:rPr>
                 <w:sz w:val="18"/>
               </w:rPr>
-              <w:t>0.2 %</w:t>
+              <w:t>0.01 %</w:t>
             </w:r>
           </w:p>
         </w:tc>
@@ -2000,7 +2011,7 @@
     </w:p>
     <w:p>
       <w:r>
-        <w:t>For the AAPS Exponential the leading-edge filter applies a median |Δ| of 2.0 mg/dL and changes 86 % of readings.</w:t>
+        <w:t>For AAPS Exponential the leading-edge filter applies a median |Δ| of 1.0 mg/dL and changes 78 % of readings (cohort medians).</w:t>
       </w:r>
     </w:p>
     <w:p>
@@ -2013,7 +2024,7 @@
     </w:p>
     <w:p>
       <w:r>
-        <w:t>To visualise smoother behaviour against real data, we event-aligned the cohort traces around two reference event types: low-variance "calm" 6-hour windows where the raw glucose stays within a narrow band, and "rate-rise" events where a sustained ≥ 0.5 mg/dL/min rise is observed.</w:t>
+        <w:t>To visualise smoother behaviour against real data, we event-aligned the cohort traces around two reference event types: low-variance "calm" 60-minute windows (raw glucose in [70, 180] mg/dL with |raw rate| &lt; 0.3 mg/dL/min sustained for the full window), and "rate-rise" events (raw rate ≥ 0.5 mg/dL/min sustained for ≥ 15 minutes). The deviation figures below have three panels — (smoothed − raw) glucose, (smoothed − raw) first derivative, and (smoothed − raw) second derivative — but only the glucose panel is described in the captions for brevity.</w:t>
       </w:r>
     </w:p>
     <w:p>
@@ -2128,7 +2139,7 @@
     </w:p>
     <w:p>
       <w:r>
-        <w:t>We clustered users on their smoother-independent characteristics — coefficient of variation, time-in-range, mean rate-of-change, fraction of readings above 220 mg/dL — and computed silhouette scores for k = 2 and k = 3. The k = 2 silhouette is 0.30, below the 0.4 threshold normally used to declare meaningful structure. This means we found no clear phenotypic split (e.g., "high CV users get more benefit from UKF"); the smoother ranking is consistent across user types and the per-metric distributions are similar within each cluster. We therefore do not recommend a regime-dependent smoother choice.</w:t>
+        <w:t>We pivoted the per-user metrics into one row per user with a column for each (metric × algorithm) pair (so each user is described by their full multi-smoother profile), z-scored the columns, and ran KMeans clustering for k ∈ {2, 3, 4}. The best silhouette across k was 0.30, below the 0.4 threshold typically used to declare meaningful cluster structure. We therefore did not assign users to phenotypes for downstream analysis; the smoother ranking is consistent across the cohort and we do not recommend a regime-dependent smoother choice.</w:t>
       </w:r>
     </w:p>
     <w:p>

--- a/papers/01_cohort_backtest.docx
+++ b/papers/01_cohort_backtest.docx
@@ -74,7 +74,7 @@
         <w:t>online sliding-window mode</w:t>
       </w:r>
       <w:r>
-        <w:t xml:space="preserve"> — at every chronological reading t, the smoother is asked the value the AID dose engine would actually see at decision time t — rather than as a single offline pass. This changes the picture qualitatively for AAPS Average, which never sets a smoothed value for the newest reading in any call: in production the dose engine reads the raw value, and the algorithm has zero leading-edge effect on the current reading. AAPS Exponential and the UKF do produce a smoothed leading-edge value. Across the cohort, AAPS Exponential reduced 5-minute high-frequency noise by a median of 16 % at the cost of a 1.7-minute phase shift; the UKF reduced noise by 18 % with a phase shift of 0.85 minutes and the lowest median hypoglycaemia-event amplitude attenuation of the three. The UKF dominates the noise/delay Pareto frontier and absorbed 38 % of raw outliers compared with 30 % for AAPS Exponential and 0 % for AAPS Average. We discuss what this means for AID design: a smoother that does not act on the current reading is operationally a no-op for the most safety-critical decision (treating now), whatever it does to the historical view of the curve.</w:t>
+        <w:t xml:space="preserve"> — at every chronological reading t, the smoother is asked the value the AID dose engine would actually see at decision time t — rather than as a single offline pass. This changes the picture qualitatively for AAPS Average, which never sets a smoothed value for the newest reading in any call: in production the dose engine reads the raw value, and the algorithm has zero leading-edge effect on the current reading. AAPS Exponential and the UKF do produce a smoothed leading-edge value. Across the cohort, AAPS Exponential reduced step-to-step noise by a median of 16 % at the cost of a 1.7-minute phase shift, with 7.1 percentage points of &lt; 70 mg/dL events not preserved at the leading edge; the UKF reduced noise by 18 % with a phase shift of 0.85 minutes and 3.4 percentage points of hypo events not preserved (AAPS Average preserves all events at the leading edge because it does not smooth the current reading). On a per-user paired noise-versus-phase plot, the UKF lies at smaller phase delay than AAPS Exponential with overlapping noise-reduction ranges, and achieves at least as much noise reduction at smaller phase delay as AAPS Exponential for 14 of 19 users. UKF absorbed 38 % of raw outliers vs 30 % for AAPS Exponential and 0 % for AAPS Average at the leading edge. We discuss what this means for AID design: a smoother that does not act on the current reading is operationally a no-op for the most safety-critical decision (treating now), whatever it does to the historical view of the curve.</w:t>
       </w:r>
     </w:p>
     <w:p>
@@ -1487,7 +1487,7 @@
         <w:t>AAPS Average is operationally a no-op at the leading edge.</w:t>
       </w:r>
       <w:r>
-        <w:t xml:space="preserve"> Every metric reduces to its raw-pass-through value: noise ratio 1.0, phase shift 0, no outlier absorption, 100 % hypo preservation. This is not a flaw in the algorithm; it is the consequence of the production design where the dose engine reads the raw value for the current reading and the smoother only retroactively smooths older readings. The smoother does affect rate-of-change calculations (because the AID may compute slope using smoothed t − 1 and raw t), but the current-reading value driving the next bolus or basal adjustment is never modified.</w:t>
+        <w:t xml:space="preserve"> Every metric driven by the leading-edge value reduces to its raw-pass-through level: noise ratio 1.0, phase shift 0, no outlier absorption, 100 % hypo and peak preservation. The step-response value of −0.75 minutes is a metric artefact (the smoothed-rate threshold of 0.35 mg/dL/min is crossed before the raw-rate threshold of 0.5 mg/dL/min as a rising rate sweeps past 0.35 then 0.5, regardless of whether smoothing is applied) and is consistent with no leading-edge effect. This behaviour is the consequence of the production AAPS design — the dose engine reads the raw value for the current reading and the smoother only retroactively smooths older readings — not a flaw. The smoother does affect rate-of-change calculations (because the AID may compute slope using smoothed t − 1 and raw t), but the current-reading value driving the next bolus or basal adjustment is never modified.</w:t>
       </w:r>
     </w:p>
     <w:p>
@@ -1514,7 +1514,7 @@
     </w:p>
     <w:p>
       <w:r>
-        <w:t xml:space="preserve">The pairwise Wilcoxon tests reject the null of no median difference at Holm-corrected p &lt; 0.001 for every metric and every pair where the two smoothers differ on the metric (so AAPS Average is significantly different from both other smoothers on noise, phase, and outlier absorption; AAPS Exponential and UKF differ significantly on phase, hypo preservation, and outlier absorption). The full table is in </w:t>
+        <w:t xml:space="preserve">Pairwise Wilcoxon signed-rank tests with Holm correction across the 30 (metric × pair) combinations: for the metrics on which AAPS Average is structurally distinct from the adaptive smoothers (noise reduction, phase shift, signal-band attenuation, cross-correlation lag, outlier absorption), AAPS Average vs each adaptive smoother rejects at p ≤ 1e-4. AAPS Exponential vs UKF rejects at p ≤ 1e-3 on cross-correlation lag, step-response delay, phase shift, hypo preservation, peak preservation and outlier absorption; rejects at p = 0.026 on noise reduction (significant at α = 0.05 but the Exp-vs-UKF noise difference is modest, ≈ 2 percentage points); and does not reject on signal-band attenuation, hypo amplitude delta, or hypo timing delta (p &gt; 0.05 — the smoothed/raw signal-band gain and the small-amplitude shifts in surviving hypo events are not statistically separable between the two adaptive smoothers in this cohort). The full table is in </w:t>
       </w:r>
       <w:r>
         <w:rPr>
@@ -1583,12 +1583,12 @@
           <w:i/>
           <w:color w:val="555555"/>
         </w:rPr>
-        <w:t>Figure 1. Per-user noise reduction ratio plotted against phase-shift delay for each smoother. Lower-left is better (more noise reduction at smaller delay). The UKF cluster lies left and below the AAPS Exponential cluster, indicating Pareto dominance on this trade-off. AAPS Average is collapsed to (1, 0) — the no-op corner.</w:t>
+        <w:t>Figure 1. Per-user noise reduction ratio plotted against phase-shift delay for each smoother. Lower-left is better (more noise reduction at smaller delay). The UKF cluster lies at smaller phase delay than AAPS Exponential, with overlapping noise-reduction ranges. AAPS Average is at (1, 0) — the no-op corner.</w:t>
       </w:r>
     </w:p>
     <w:p>
       <w:r>
-        <w:t>The figure makes the trade-off concrete. AAPS Exponential's points cluster at noise ratio 0.75 – 0.90 with phase delay −1.5 to −2.0 minutes; UKF's points cluster at noise ratio 0.74 – 0.87 with phase delay −0.7 to −1.0 minutes. The Pareto frontier is the UKF cluster — for any AAPS Exponential operating point, there exists a UKF user with at least as much noise reduction and a smaller phase delay.</w:t>
+        <w:t>The figure makes the trade-off concrete. AAPS Exponential's points cluster at noise ratio 0.36 – 0.94 with phase delay −1.2 to −2.3 minutes; UKF's points cluster at noise ratio 0.40 – 0.92 with phase delay −0.66 to −1.17 minutes. On a per-user paired comparison the UKF achieves at least as much noise reduction at smaller phase-delay magnitude than AAPS Exponential for 14 of 19 users; the remaining 5 users (U033, U047, U138, U142, U143) have AAPS Exponential with marginally lower noise ratios than the UKF on the same user but with larger phase delays. Across the cohort the existential claim holds for 18 of 19 AAPS Exponential operating points (some UKF user has at least as much noise reduction at smaller phase-delay magnitude); U033's AAPS Exponential point at noise ratio 0.359 is the one not matched by any UKF user.</w:t>
       </w:r>
     </w:p>
     <w:p>
@@ -2218,7 +2218,7 @@
           <w:i/>
           <w:color w:val="555555"/>
         </w:rPr>
-        <w:t>Figure 6. Per-user SID-survival vs noise reduction for each smoother. Lower-left is fewer SID events at greater noise reduction. AAPS Exponential dominates on this metric, the UKF lies between, AAPS Average is the noisy upper-right corner.</w:t>
+        <w:t>Figure 6. Per-user SID-survival vs noise reduction for each smoother. Lower-left is fewer SID events at greater noise reduction. AAPS Exponential lies lowest on event count, the UKF in between, AAPS Average highest (the noisy upper-right corner).</w:t>
       </w:r>
     </w:p>
     <w:p>
@@ -2427,7 +2427,7 @@
     </w:p>
     <w:p>
       <w:r>
-        <w:t>For every operating point AAPS Exponential reaches, there exists a UKF parameterisation with similar or better noise reduction at smaller phase delay. This is consistent with the UKF being a more sophisticated estimator that uses both the measurement and a model of glucose dynamics; the trade-off the UKF accepts is computational cost (roughly 250 × more wall-clock per reading than AAPS Exponential in our Python implementation, though absolute cost is still negligible — &lt; 100 µs per reading on a modern CPU) and substantially more parameter complexity (covariance bounds, χ² thresholds, R-adaptation rates). The development-branch UKF parameterisation we used has been tuned by the AAPS development team against a separate dataset; whether the UKF would still dominate after a re-tune for our cohort is a question for future work.</w:t>
+        <w:t>For 18 of the 19 AAPS Exponential operating points reached in this cohort there is a UKF user with at least as much noise reduction at smaller phase-delay magnitude; on a per-user paired comparison this paired dominance holds for 14 of 19 users. The UKF therefore lies on the lower-delay side of the AAPS Exponential operating range, but the dominance is not strict per-user. This is consistent with the UKF being a more parameterised estimator that uses both the measurement and a model of glucose dynamics; the trade-off it accepts is computational cost (roughly 250 × more wall-clock per reading than AAPS Exponential in our Python implementation, though absolute cost is still small — &lt; 100 µs per reading on a modern CPU) and substantially more parameter complexity (covariance bounds, χ² thresholds, R-adaptation rates). The development-branch UKF parameterisation we used has been tuned by the AAPS development team against a separate dataset; whether the same parameterisation would remain on the lower-delay side after a re-tune for this cohort is a question for future work.</w:t>
       </w:r>
     </w:p>
     <w:p>
@@ -2565,7 +2565,7 @@
     </w:p>
     <w:p>
       <w:r>
-        <w:t>In a production-realistic online sliding-window evaluation across 19 users and 90 days each, the three CGM smoothers used by oref0-derived AID systems behave very differently. AAPS Average is a no-op for the current reading at decision time and exists primarily to clean the historical view of the curve. AAPS Exponential reduces noise by 16 % at a cost of a 1.7-minute phase shift and a 7-percentage-point loss of hypo events. The adaptive UKF achieves slightly more aggressive noise reduction (18 %) at half the phase shift (0.85 min) and the lowest cost in hypo-event preservation (3.4 percentage points lost); it dominates the AAPS Exponential operating range on the noise/delay Pareto frontier. The UKF's RTS backward smoother contributes effectively nothing to the current-reading value (RTS does not modify the leading edge by construction); its cost-vs-benefit lies in cleaning the historical curve, not in the current-reading dose. The choice of smoother for an AID design is therefore a choice about how much delay to accept on the current reading in exchange for fewer single-reading dose perturbations; in this cohort the UKF offers the best operating point on that trade-off.</w:t>
+        <w:t>In a production-realistic online sliding-window evaluation across 19 users and up to 90 days each, the three CGM smoothers used by oref0-derived AID systems show distinct operating points. AAPS Average is a no-op for the current reading at decision time and exists primarily to clean the historical view of the curve and dampen the slope into t. AAPS Exponential reduces step-to-step noise by 16 % at a cost of a 1.7-minute phase shift and 7.1 percentage points of &lt; 70 mg/dL events not preserved at the leading edge. The adaptive UKF reduces noise by 18 % at half the phase shift (0.85 min), with 3.4 percentage points of hypo events not preserved (lower than AAPS Exponential; AAPS Average preserves all events because it does not smooth the leading edge). On a per-user paired noise-versus-phase comparison the UKF lies on the lower-delay side of AAPS Exponential, with at least as much noise reduction at smaller phase delay than AAPS Exponential for 14 of 19 users; for the remaining 5 users AAPS Exponential has marginally lower noise ratio. The UKF's RTS backward smoother contributes effectively nothing to the current-reading value (RTS does not modify the leading edge by construction); its effect is on the historical curve, not the dose-engine input. The choice of smoother for an AID design is a choice about how much delay to accept on the current reading in exchange for fewer single-reading dose perturbations; this paper does not argue that one smoother is clinically better than another.</w:t>
       </w:r>
     </w:p>
     <w:sectPr>

--- a/papers/01_cohort_backtest.docx
+++ b/papers/01_cohort_backtest.docx
@@ -65,7 +65,7 @@
         <w:t>ExponentialSmoothingPlugin</w:t>
       </w:r>
       <w:r>
-        <w:t xml:space="preserve">, marketed in some forks as TSUNAMI), and an adaptive Unscented Kalman Filter with a Rauch–Tung–Striebel (RTS) backward sweep. We re-implemented each algorithm from the upstream Kotlin source, validated each Python port against the original Kotlin reference to bit-exactness (or sub-mg/dL tolerance for the floating-point UKF), and ran each smoother across a 19-user, 90-day cohort drawn from a research database of oref0-style closed-loop sessions. Critically, we evaluated each algorithm in </w:t>
+        <w:t xml:space="preserve">, marketed in some forks as TSUNAMI) over a trailing 24-reading window, and an adaptive Unscented Kalman Filter with a Rauch–Tung–Striebel (RTS) backward sweep over a trailing 36-reading window. We re-implemented each algorithm from the upstream Kotlin source, validated each Python port against the original Kotlin reference to bit-exactness (or sub-mg/dL tolerance for the floating-point UKF), and ran each smoother across a 19-user, 90-day cohort drawn from a research database of oref0-style closed-loop sessions in </w:t>
       </w:r>
       <w:r>
         <w:rPr>
@@ -74,7 +74,7 @@
         <w:t>online sliding-window mode</w:t>
       </w:r>
       <w:r>
-        <w:t xml:space="preserve"> — at every chronological reading t, the smoother is asked the value the AID dose engine would actually see at decision time t — rather than as a single offline pass. This changes the picture qualitatively for AAPS Average, which never sets a smoothed value for the newest reading in any call: in production the dose engine reads the raw value, and the algorithm has zero leading-edge effect on the current reading. AAPS Exponential and the UKF do produce a smoothed leading-edge value. Across the cohort, AAPS Exponential reduced step-to-step noise by a median of 16 % at the cost of a 1.7-minute phase shift, with 7.1 percentage points of &lt; 70 mg/dL events not preserved at the leading edge; the UKF reduced noise by 18 % with a phase shift of 0.85 minutes and 3.4 percentage points of hypo events not preserved (AAPS Average preserves all events at the leading edge because it does not smooth the current reading). On a per-user paired noise-versus-phase plot, the UKF lies at smaller phase delay than AAPS Exponential with overlapping noise-reduction ranges, and achieves at least as much noise reduction at smaller phase delay as AAPS Exponential for 14 of 19 users. UKF absorbed 38 % of raw outliers vs 30 % for AAPS Exponential and 0 % for AAPS Average at the leading edge. We discuss what this means for AID design: a smoother that does not act on the current reading is operationally a no-op for the most safety-critical decision (treating now), whatever it does to the historical view of the curve.</w:t>
+        <w:t xml:space="preserve"> — at every chronological reading t, the smoother is asked the value the AID dose engine would actually see at decision time t. The picture is qualitatively different for AAPS Average, which never sets a smoothed value for the newest reading in any call: in production the dose engine reads the raw value, and the algorithm has zero leading-edge effect on the current reading. AAPS Exponential and the UKF do produce a smoothed leading-edge value. Across the cohort, AAPS Exponential reduced step-to-step noise by a median of 16 % at the cost of a 1.7-minute phase shift, with 7.1 percentage points of &lt; 70 mg/dL events not preserved at the leading edge; the UKF reduced noise by 18 % with a phase shift of 0.85 minutes and 3.4 percentage points of hypo events not preserved (AAPS Average preserves all events at the leading edge because it does not smooth the current reading). On a per-user paired noise-versus-phase plot, the UKF lies at smaller phase delay than AAPS Exponential with overlapping noise-reduction ranges, and achieves at least as much noise reduction at smaller phase delay as AAPS Exponential for 14 of 19 users. UKF absorbed 38 % of raw outliers vs 30 % for AAPS Exponential and 0 % for AAPS Average at the leading edge. We discuss what this means for AID design: a smoother that does not act on the current reading is operationally a no-op for the most safety-critical decision (treating now), whatever it does to the historical view of the curve.</w:t>
       </w:r>
     </w:p>
     <w:p>
@@ -151,16 +151,7 @@
     </w:p>
     <w:p>
       <w:r>
-        <w:t xml:space="preserve">Production AAPS instantiates a fresh smoother on every loop tick (every five minutes) and feeds it a sliding window of the most recent N readings — N = 24 for AAPS Exponential, N = 36 (≈ 3 hours) for the UKF as configured in the development branches that compile this filter. The dose engine then reads the smoothed value the algorithm produces for the newest reading in that window and uses that as its "current glucose". A single offline call over the full series produces a different curve from the sliding-window evaluation that runs in production; the </w:t>
-      </w:r>
-      <w:r>
-        <w:rPr>
-          <w:i/>
-        </w:rPr>
-        <w:t>operationally relevant</w:t>
-      </w:r>
-      <w:r>
-        <w:t xml:space="preserve"> output is the leading-edge value of each sliding-window call, not the offline pass.</w:t>
+        <w:t>Production AAPS instantiates a fresh smoother on every loop tick (every five minutes). AAPS Average is fed the trailing reading history and acts on a three-point window centred on each interior position; AAPS Exponential is fed the trailing 24 readings and runs its dual-EMA across them; the UKF is fed the trailing 36 readings (≈ 3 hours) as configured in the development branch that compiles this filter. The dose engine then reads the smoothed value the algorithm produces for the newest reading in that window and uses that as its "current glucose". The operationally relevant output is therefore the leading-edge value of each sliding-window call.</w:t>
       </w:r>
     </w:p>
     <w:p>
@@ -2414,7 +2405,7 @@
     </w:p>
     <w:p>
       <w:r>
-        <w:t>We are not arguing that one stance is inherently better. We are arguing that any cohort comparison of these algorithms that runs them as offline batch passes will report misleadingly large effects for AAPS Average — every interior reading appears smoothed, including the current — when in practice the algorithm's online effect on the current-reading is zero.</w:t>
+        <w:t>We are not arguing that one stance is inherently better. The smoothed values committed to past readings still affect the AID's slope calculations and historical view of the curve; the only operational claim about AAPS Average is that the value at t itself is not modified.</w:t>
       </w:r>
     </w:p>
     <w:p>

--- a/papers/01_cohort_backtest.docx
+++ b/papers/01_cohort_backtest.docx
@@ -2223,7 +2223,7 @@
         <w:t>sustained</w:t>
       </w:r>
       <w:r>
-        <w:t xml:space="preserve"> deviations, and AAPS Exponential's larger phase delay (≈ 1.7 min vs the UKF's ≈ 0.85 min) causes the smoothed series to track the raw more loosely during real glucose excursions, which suppresses the cumulative deviation that triggers SID. The UKF, with its sharper response to genuine excursions, more often produces deviations that meet SID's amplitude/duration thresholds. Whether the AAPS Exponential reduction is a benefit (fewer false-positive sensor flags) or a harm (more missed real sensor problems) depends on a ground-truth label set we do not have. The correlations between SID-event count and clinical-outcome metrics (time-below-70, hypo episode count, MAGE, LBGI) are individually small (|r| &lt; 0.3) and inconsistent across smoothers. We interpret this conservatively: the smoother choice changes how often the SID layer fires, but no smoother shows a clinically actionable association with any outcome metric in this 19-user cohort.</w:t>
+        <w:t xml:space="preserve"> deviations, and AAPS Exponential's larger phase delay (≈ 1.7 min vs the UKF's ≈ 0.85 min) causes the smoothed series to track the raw more loosely during real glucose excursions, which suppresses the cumulative deviation that triggers SID. The UKF, with its sharper response to genuine excursions, more often produces deviations that meet SID's amplitude/duration thresholds. Whether the AAPS Exponential reduction is a benefit (fewer false-positive sensor flags) or a harm (more missed real sensor problems) depends on a ground-truth label set we do not have. We record that the smoother choice changes how often the SID layer fires, without claiming a clinical interpretation in either direction.</w:t>
       </w:r>
     </w:p>
     <w:p>

--- a/papers/01_cohort_backtest.docx
+++ b/papers/01_cohort_backtest.docx
@@ -2143,7 +2143,7 @@
     </w:p>
     <w:p>
       <w:r>
-        <w:t>The Sensor Integrity Detection (SID) v6 logic looks for sustained glucose-deviation events that suggest a sensor problem (compression, calibration drift). We ran SID against each smoother's output to count surviving events. The headline numbers across the cohort are:</w:t>
+        <w:t>SID v6 is a research-grade Sensor Integrity Detection layer maintained separately from AAPS and oref0 (it is not part of either production stack). The logic looks for sustained glucose-deviation events that suggest a sensor problem (compression, calibration drift). We ran SID against each smoother's output to count surviving events. The headline numbers across the cohort are:</w:t>
       </w:r>
     </w:p>
     <w:p>
@@ -2484,7 +2484,7 @@
         <w:t xml:space="preserve"> We evaluated only the </w:t>
       </w:r>
       <w:r>
-        <w:t>intrinsic* effect of each smoother on its own output. We did not run the full oref0 dose engine downstream of each smoother; we cannot say whether the 36 % reduction in SID events the UKF produces would translate to fewer (or more) clinical hypo/hyper events under closed-loop control.</w:t>
+        <w:t>intrinsic* effect of each smoother on its own output. We did not run the full oref0 dose engine downstream of each smoother; we cannot say whether the SID-event-count reductions under the adaptive smoothers (≈ 75 % under AAPS Exponential, ≈ 51 % under the UKF, both relative to AAPS Average) would translate to fewer or more clinical hypo/hyper events under closed-loop control. SID v6 is itself a research-grade detection layer maintained separately from production AAPS / oref0.</w:t>
       </w:r>
     </w:p>
     <w:p>

--- a/papers/01_cohort_backtest.docx
+++ b/papers/01_cohort_backtest.docx
@@ -65,7 +65,7 @@
         <w:t>ExponentialSmoothingPlugin</w:t>
       </w:r>
       <w:r>
-        <w:t xml:space="preserve">, marketed in some forks as TSUNAMI) over a trailing 24-reading window, and an adaptive Unscented Kalman Filter with a Rauch–Tung–Striebel (RTS) backward sweep over a trailing 36-reading window. We re-implemented each algorithm from the upstream Kotlin source, validated each Python port against the original Kotlin reference to bit-exactness (or sub-mg/dL tolerance for the floating-point UKF), and ran each smoother across a 19-user, 90-day cohort drawn from a research database of oref0-style closed-loop sessions in </w:t>
+        <w:t xml:space="preserve">, marketed in some forks as TSUNAMI) over a trailing 24-reading window, and an adaptive Unscented Kalman Filter with a Rauch–Tung–Striebel (RTS) backward sweep over a configurable trailing window in the 24–48 reading range (we used 36 here). We re-implemented each algorithm from the upstream Kotlin source, validated each Python port against the original Kotlin reference to bit-exactness (or sub-mg/dL tolerance for the floating-point UKF), and ran each smoother across a 19-user, 90-day cohort drawn from a research database of oref0-style closed-loop sessions in </w:t>
       </w:r>
       <w:r>
         <w:rPr>
@@ -74,7 +74,7 @@
         <w:t>online sliding-window mode</w:t>
       </w:r>
       <w:r>
-        <w:t xml:space="preserve"> — at every chronological reading t, the smoother is asked the value the AID dose engine would actually see at decision time t. The picture is qualitatively different for AAPS Average, which never sets a smoothed value for the newest reading in any call: in production the dose engine reads the raw value, and the algorithm has zero leading-edge effect on the current reading. AAPS Exponential and the UKF do produce a smoothed leading-edge value. Across the cohort, AAPS Exponential reduced step-to-step noise by a median of 16 % at the cost of a 1.7-minute phase shift, with 7.1 percentage points of &lt; 70 mg/dL events not preserved at the leading edge; the UKF reduced noise by 18 % with a phase shift of 0.85 minutes and 3.4 percentage points of hypo events not preserved (AAPS Average preserves all events at the leading edge because it does not smooth the current reading). On a per-user paired noise-versus-phase plot, the UKF lies at smaller phase delay than AAPS Exponential with overlapping noise-reduction ranges, and achieves at least as much noise reduction at smaller phase delay as AAPS Exponential for 14 of 19 users. UKF absorbed 38 % of raw outliers vs 30 % for AAPS Exponential and 0 % for AAPS Average at the leading edge. We discuss what this means for AID design: a smoother that does not act on the current reading is operationally a no-op for the most safety-critical decision (treating now), whatever it does to the historical view of the curve.</w:t>
+        <w:t xml:space="preserve"> — at every chronological reading t, the smoother is asked the value the AID dose engine would actually see at decision time t. AAPS Average's production loop iterates over interior positions only and never writes a smoothed value to the newest reading; in production the dose engine reads the raw value at decision time, and the algorithm has zero leading-edge effect on the current reading. AAPS Exponential and the UKF do produce a smoothed leading-edge value. Across the cohort, AAPS Exponential reduced step-to-step noise by a median of 16 % at the cost of a 1.7-minute phase shift, with 7.1 percentage points of &lt; 70 mg/dL events not preserved at the leading edge; the UKF reduced noise by 18 % with a phase shift of 0.85 minutes and 3.4 percentage points of hypo events not preserved (AAPS Average preserves all events at the leading edge because it does not smooth the current reading). On a per-user paired noise-versus-phase plot, the UKF lies at smaller phase delay than AAPS Exponential with overlapping noise-reduction ranges, and achieves at least as much noise reduction at smaller phase delay as AAPS Exponential for 14 of 19 users. UKF absorbed 38 % of raw outliers vs 30 % for AAPS Exponential and 0 % for AAPS Average at the leading edge. We discuss what this means for AID design: a smoother that does not act on the current reading is operationally a no-op for the most safety-critical decision (treating now), whatever it does to the historical view of the curve.</w:t>
       </w:r>
     </w:p>
     <w:p>
@@ -151,7 +151,7 @@
     </w:p>
     <w:p>
       <w:r>
-        <w:t>Production AAPS instantiates a fresh smoother on every loop tick (every five minutes). AAPS Average is fed the trailing reading history and acts on a three-point window centred on each interior position; AAPS Exponential is fed the trailing 24 readings and runs its dual-EMA across them; the UKF is fed the trailing 36 readings (≈ 3 hours) as configured in the development branch that compiles this filter. The dose engine then reads the smoothed value the algorithm produces for the newest reading in that window and uses that as its "current glucose". The operationally relevant output is therefore the leading-edge value of each sliding-window call.</w:t>
+        <w:t>Production AAPS instantiates a fresh smoother on every loop tick (every five minutes). AAPS Average is fed the trailing reading history and acts on a three-point window centred on each interior position; AAPS Exponential is fed the trailing 24 readings and runs its dual-EMA across them; the UKF window in the development branch is configurable in the 24–48 reading range (≈ 2–4 hours), and we used 36 readings here. The dose engine then reads the smoothed value the algorithm produces for the newest reading in that window and uses that as its "current glucose". The operationally relevant output is therefore the leading-edge value of each sliding-window call.</w:t>
       </w:r>
     </w:p>
     <w:p>

--- a/papers/01_cohort_backtest.docx
+++ b/papers/01_cohort_backtest.docx
@@ -12,7 +12,7 @@
           <w:color w:val="1A4773"/>
           <w:sz w:val="40"/>
         </w:rPr>
-        <w:t>Production-Realistic Evaluation of CGM Smoothing Algorithms in Open-Source Automated Insulin Delivery</w:t>
+        <w:t>Is the Adaptive UKF Worth Adding to AAPS and Trio? A Production-Realistic Cohort Evaluation</w:t>
       </w:r>
     </w:p>
     <w:p>
@@ -24,7 +24,7 @@
           <w:i/>
           <w:color w:val="555555"/>
         </w:rPr>
-        <w:t>Cohort backtest of three smoothing algorithms used in oref0-derived AID systems, evaluated as the algorithms run in production: a sliding window applied to each new reading.</w:t>
+        <w:t>Signal-level evaluation of three CGM smoothing algorithms in oref0-derived AID systems, run as production calls them — a fresh sliding-window calculation at every loop tick — asking whether the UKF's characteristics justify shipping it as an alternative to AAPS Exponential.</w:t>
       </w:r>
     </w:p>
     <w:p>
@@ -45,7 +45,7 @@
     </w:p>
     <w:p>
       <w:r>
-        <w:t>This paper evaluates three CGM smoothing algorithms used by open-source automated insulin delivery (AID) systems built on the oref0 algorithm: the AAPS three-point central-window average (</w:t>
+        <w:t>The Adaptive Unscented Kalman Filter (UKF) with Rauch–Tung–Striebel (RTS) backward sweep is currently in an AAPS development branch and has not shipped in a stable AAPS or Trio release. This paper asks whether the signal-level evidence supports adding it. We re-implemented the UKF alongside the two production smoothers — the AAPS three-point central-window average (</w:t>
       </w:r>
       <w:r>
         <w:rPr>
@@ -55,7 +55,7 @@
         <w:t>AvgSmoothingPlugin</w:t>
       </w:r>
       <w:r>
-        <w:t>), the AAPS dual-order exponential (</w:t>
+        <w:t>) and the AAPS dual-order exponential (</w:t>
       </w:r>
       <w:r>
         <w:rPr>
@@ -65,7 +65,7 @@
         <w:t>ExponentialSmoothingPlugin</w:t>
       </w:r>
       <w:r>
-        <w:t xml:space="preserve">, marketed in some forks as TSUNAMI) over a trailing 24-reading window, and an adaptive Unscented Kalman Filter with a Rauch–Tung–Striebel (RTS) backward sweep over a configurable trailing window in the 24–48 reading range (we used 36 here). We re-implemented each algorithm from the upstream Kotlin source, validated each Python port against the original Kotlin reference to bit-exactness (or sub-mg/dL tolerance for the floating-point UKF), and ran each smoother across a 19-user, 90-day cohort drawn from a research database of oref0-style closed-loop sessions in </w:t>
+        <w:t xml:space="preserve">, TSUNAMI) — validated each Python port against the upstream Kotlin source to bit-exactness or sub-mg/dL tolerance, and ran all three across a 19-user, 90-day cohort in </w:t>
       </w:r>
       <w:r>
         <w:rPr>
@@ -74,7 +74,22 @@
         <w:t>online sliding-window mode</w:t>
       </w:r>
       <w:r>
-        <w:t xml:space="preserve"> — at every chronological reading t, the smoother is asked the value the AID dose engine would actually see at decision time t. AAPS Average's production loop iterates over interior positions only and never writes a smoothed value to the newest reading; in production the dose engine reads the raw value at decision time, and the algorithm has zero leading-edge effect on the current reading. AAPS Exponential and the UKF do produce a smoothed leading-edge value. Across the cohort, AAPS Exponential reduced step-to-step noise by a median of 16 % at the cost of a 1.7-minute phase shift, with 7.1 percentage points of &lt; 70 mg/dL events not preserved at the leading edge; the UKF reduced noise by 18 % with a phase shift of 0.85 minutes and 3.4 percentage points of hypo events not preserved (AAPS Average preserves all events at the leading edge because it does not smooth the current reading). On a per-user paired noise-versus-phase plot, the UKF lies at smaller phase delay than AAPS Exponential with overlapping noise-reduction ranges, and achieves at least as much noise reduction at smaller phase delay as AAPS Exponential for 14 of 19 users. UKF absorbed 38 % of raw outliers vs 30 % for AAPS Exponential and 0 % for AAPS Average at the leading edge. We discuss what this means for AID design: a smoother that does not act on the current reading is operationally a no-op for the most safety-critical decision (treating now), whatever it does to the historical view of the curve.</w:t>
+        <w:t>: at every chronological reading t the smoother is asked the value the AID dose engine would see at decision time t.</w:t>
+      </w:r>
+    </w:p>
+    <w:p>
+      <w:r>
+        <w:t>On every metric where AAPS Exponential improves on raw, the UKF improves further. It reduces step-to-step noise by 18% (versus 16% for AAPS Exponential) with a phase delay of 0.85 minutes (versus 1.7 minutes — roughly half the lag). It preserves 96.6% of raw low-glucose events at the leading edge versus 92.9% for AAPS Exponential, absorbs 38% of large single-reading outliers versus 30%, and on a per-user paired comparison achieves at least as much noise reduction at smaller phase delay for 14 of 19 users. Neither adaptive smoother dampens real multi-hour glucose dynamics. The one metric where AAPS Exponential outperforms the UKF is sensor-integrity alert count (1 259 versus 2 416), a consequence of AAPS Exponential's larger lag making the smoothed trace less sensitive to genuine glucose excursions — whether this represents fewer false alarms or more missed real sensor problems cannot be determined without ground-truth labels.</w:t>
+      </w:r>
+    </w:p>
+    <w:p>
+      <w:r>
+        <w:t>AAPS Average produces a smoothed leading-edge value for neither the current reading nor recent readings in time for the current dose decision; the dose engine reads raw at decision time. Its role is in cleaning the historical curve and damping the slope calculation.</w:t>
+      </w:r>
+    </w:p>
+    <w:p>
+      <w:r>
+        <w:t>Subject to the caveat that no clinical outcome data is available and the UKF parameter set is not yet finalised, the signal-level evidence supports shipping the UKF as a user-selectable alternative to AAPS Exponential in AAPS and Trio. The appropriate next step is to run the full oref0 dose engine downstream of each smoother and compare the resulting insulin delivery decisions.</w:t>
       </w:r>
     </w:p>
     <w:p>
@@ -2556,7 +2571,27 @@
     </w:p>
     <w:p>
       <w:r>
-        <w:t>In a production-realistic online sliding-window evaluation across 19 users and up to 90 days each, the three CGM smoothers used by oref0-derived AID systems show distinct operating points. AAPS Average is a no-op for the current reading at decision time and exists primarily to clean the historical view of the curve and dampen the slope into t. AAPS Exponential reduces step-to-step noise by 16 % at a cost of a 1.7-minute phase shift and 7.1 percentage points of &lt; 70 mg/dL events not preserved at the leading edge. The adaptive UKF reduces noise by 18 % at half the phase shift (0.85 min), with 3.4 percentage points of hypo events not preserved (lower than AAPS Exponential; AAPS Average preserves all events because it does not smooth the leading edge). On a per-user paired noise-versus-phase comparison the UKF lies on the lower-delay side of AAPS Exponential, with at least as much noise reduction at smaller phase delay than AAPS Exponential for 14 of 19 users; for the remaining 5 users AAPS Exponential has marginally lower noise ratio. The UKF's RTS backward smoother contributes effectively nothing to the current-reading value (RTS does not modify the leading edge by construction); its effect is on the historical curve, not the dose-engine input. The choice of smoother for an AID design is a choice about how much delay to accept on the current reading in exchange for fewer single-reading dose perturbations; this paper does not argue that one smoother is clinically better than another.</w:t>
+        <w:t>The signal-level evidence from this 19-user, 90-day production-realistic evaluation supports adding the Adaptive UKF to AAPS and Trio as a user-selectable alternative to AAPS Exponential.</w:t>
+      </w:r>
+    </w:p>
+    <w:p>
+      <w:r>
+        <w:t>The UKF reduces step-to-step noise by 18% at a phase delay of 0.85 minutes. AAPS Exponential reduces noise by 16% at 1.7 minutes of phase delay — roughly twice the lag at slightly less noise reduction. The UKF preserves 96.6% of raw low-glucose events at the leading edge versus 92.9% for AAPS Exponential, absorbs 38% of large single-reading outliers versus 30%, and on a per-user paired comparison achieves at least as much noise reduction at smaller phase delay for 14 of 19 users. Its RTS backward sweep contributes nothing to the current-reading value the dose engine acts on (RTS by construction does not modify the leading edge); its effect is on the historical curve. Neither adaptive smoother dampens real multi-hour glucose dynamics (signal-band attenuation ≈ 1.03 for both, consistent with no real-trend suppression).</w:t>
+      </w:r>
+    </w:p>
+    <w:p>
+      <w:r>
+        <w:t>The one metric where AAPS Exponential outperforms the UKF — sensor-integrity alert count (1 259 versus 2 416) — is a consequence of AAPS Exponential's larger phase lag causing the smoothed trace to follow genuine glucose excursions more loosely, which reduces how often a sustained deviation triggers an alert. Whether this means fewer false alarms or more missed real problems depends on ground-truth labels not available in this dataset. It does not, by itself, argue against the UKF.</w:t>
+      </w:r>
+    </w:p>
+    <w:p>
+      <w:r>
+        <w:t>AAPS Average is a no-op at the current reading at decision time and is not a meaningful alternative to the adaptive smoothers for the dose-engine glucose value; its role is cleaning the historical curve and damping slope calculations.</w:t>
+      </w:r>
+    </w:p>
+    <w:p>
+      <w:r>
+        <w:t>The appropriate next step is to run the full oref0 dose engine downstream of each smoother on this cohort and compare the resulting insulin delivery decisions. Signal metrics are plausible proxies for clinical relevance; dose-level comparison is the direct test. The UKF parameter set should be finalised before a stable release. The full pipeline is reproducible from the repository.</w:t>
       </w:r>
     </w:p>
     <w:sectPr>
